--- a/sit120_web/task91p/ans1-link.docx
+++ b/sit120_web/task91p/ans1-link.docx
@@ -652,7 +652,9 @@
         <w:ind/>
         <w:rPr/>
       </w:pPr>
-      <w:r/>
+      <w:r>
+        <w:tab/>
+      </w:r>
       <w:r/>
     </w:p>
     <w:sectPr>
